--- a/docs/draft_new_modules/04_graphing_effectively/04_graphing_effectively_lecture.docx
+++ b/docs/draft_new_modules/04_graphing_effectively/04_graphing_effectively_lecture.docx
@@ -29,7 +29,7 @@
     <w:bookmarkStart w:id="14" w:name="where-we-left-off"/>
     <w:p>
       <w:pPr>
-        <w:pStyle w:val="Heading1"/>
+        <w:pStyle w:val="Heading2"/>
       </w:pPr>
       <w:r>
         <w:t xml:space="preserve">Where We Left Off</w:t>
@@ -488,7 +488,7 @@
     <w:bookmarkStart w:id="23" w:name="part-1-the-ggplot-grammar-recapped"/>
     <w:p>
       <w:pPr>
-        <w:pStyle w:val="Heading1"/>
+        <w:pStyle w:val="Heading2"/>
       </w:pPr>
       <w:r>
         <w:t xml:space="preserve">Part 1 · The</w:t>
@@ -1073,7 +1073,7 @@
     <w:bookmarkStart w:id="27" w:name="part-2-boxplot-anatomy"/>
     <w:p>
       <w:pPr>
-        <w:pStyle w:val="Heading1"/>
+        <w:pStyle w:val="Heading2"/>
       </w:pPr>
       <w:r>
         <w:t xml:space="preserve">Part 2 · Boxplot Anatomy</w:t>
@@ -1638,7 +1638,7 @@
     <w:bookmarkStart w:id="35" w:name="boxplot-raw-points"/>
     <w:p>
       <w:pPr>
-        <w:pStyle w:val="Heading1"/>
+        <w:pStyle w:val="Heading2"/>
       </w:pPr>
       <w:r>
         <w:t xml:space="preserve">Boxplot + Raw Points</w:t>
@@ -2585,7 +2585,7 @@
     <w:bookmarkStart w:id="42" w:name="part-3-mapping-color-by-group"/>
     <w:p>
       <w:pPr>
-        <w:pStyle w:val="Heading1"/>
+        <w:pStyle w:val="Heading2"/>
       </w:pPr>
       <w:r>
         <w:t xml:space="preserve">Part 3 · Mapping Color by Group</w:t>
@@ -3387,7 +3387,7 @@
     <w:bookmarkStart w:id="48" w:name="part-4-mean-se-plotted-directly"/>
     <w:p>
       <w:pPr>
-        <w:pStyle w:val="Heading1"/>
+        <w:pStyle w:val="Heading2"/>
       </w:pPr>
       <w:r>
         <w:t xml:space="preserve">Part 4 · Mean ± SE — Plotted Directly</w:t>
@@ -4442,7 +4442,7 @@
     <w:bookmarkStart w:id="54" w:name="part-5-faceting-one-panel-per-group"/>
     <w:p>
       <w:pPr>
-        <w:pStyle w:val="Heading1"/>
+        <w:pStyle w:val="Heading2"/>
       </w:pPr>
       <w:r>
         <w:t xml:space="preserve">Part 5 · Faceting — One Panel Per Group</w:t>
@@ -5135,7 +5135,7 @@
     <w:bookmarkStart w:id="63" w:name="part-6-a-quick-theme-tour"/>
     <w:p>
       <w:pPr>
-        <w:pStyle w:val="Heading1"/>
+        <w:pStyle w:val="Heading2"/>
       </w:pPr>
       <w:r>
         <w:t xml:space="preserve">Part 6 · A Quick Theme Tour</w:t>
@@ -5519,7 +5519,7 @@
     <w:bookmarkStart w:id="68" w:name="part-7-saving-a-real-figure"/>
     <w:p>
       <w:pPr>
-        <w:pStyle w:val="Heading1"/>
+        <w:pStyle w:val="Heading2"/>
       </w:pPr>
       <w:r>
         <w:t xml:space="preserve">Part 7 · Saving a Real Figure</w:t>
@@ -6113,7 +6113,7 @@
     <w:bookmarkStart w:id="73" w:name="wrap-up"/>
     <w:p>
       <w:pPr>
-        <w:pStyle w:val="Heading1"/>
+        <w:pStyle w:val="Heading2"/>
       </w:pPr>
       <w:r>
         <w:t xml:space="preserve">Wrap-up</w:t>
@@ -6558,7 +6558,7 @@
     <w:bookmarkStart w:id="76" w:name="getting-unstuck"/>
     <w:p>
       <w:pPr>
-        <w:pStyle w:val="Heading1"/>
+        <w:pStyle w:val="Heading2"/>
       </w:pPr>
       <w:r>
         <w:t xml:space="preserve">Getting unstuck</w:t>
